--- a/Resume.docx
+++ b/Resume.docx
@@ -11,10 +11,7 @@
         <w:jc w:val="center"/>
       </w:pPr>
       <w:r>
-        <w:t>FELIX</w:t>
-      </w:r>
-      <w:r>
-        <w:t xml:space="preserve"> FERNANDEZ</w:t>
+        <w:t>FELIX FERNANDEZ</w:t>
       </w:r>
     </w:p>
     <w:p>
@@ -314,7 +311,31 @@
         <w:rPr>
           <w:rFonts w:ascii="Times New Roman" w:eastAsia="Times New Roman" w:hAnsi="Times New Roman" w:cs="Times New Roman"/>
         </w:rPr>
-        <w:t>: .NET Core, ASP.NET, Angular, React, CodeIgniter, Flask, Drupal</w:t>
+        <w:t>: .NET Core</w:t>
+      </w:r>
+      <w:r>
+        <w:rPr>
+          <w:rFonts w:ascii="Times New Roman" w:eastAsia="Times New Roman" w:hAnsi="Times New Roman" w:cs="Times New Roman"/>
+        </w:rPr>
+        <w:t>8-9</w:t>
+      </w:r>
+      <w:r>
+        <w:rPr>
+          <w:rFonts w:ascii="Times New Roman" w:eastAsia="Times New Roman" w:hAnsi="Times New Roman" w:cs="Times New Roman"/>
+        </w:rPr>
+        <w:t>, ASP.NET, Angular</w:t>
+      </w:r>
+      <w:r>
+        <w:rPr>
+          <w:rFonts w:ascii="Times New Roman" w:eastAsia="Times New Roman" w:hAnsi="Times New Roman" w:cs="Times New Roman"/>
+        </w:rPr>
+        <w:t>18-20</w:t>
+      </w:r>
+      <w:r>
+        <w:rPr>
+          <w:rFonts w:ascii="Times New Roman" w:eastAsia="Times New Roman" w:hAnsi="Times New Roman" w:cs="Times New Roman"/>
+        </w:rPr>
+        <w:t>, React, CodeIgniter, Flask, Drupal</w:t>
       </w:r>
     </w:p>
     <w:p>
@@ -622,37 +643,7 @@
         <w:rPr>
           <w:rFonts w:ascii="Times New Roman" w:eastAsia="Times New Roman" w:hAnsi="Times New Roman" w:cs="Times New Roman"/>
         </w:rPr>
-        <w:t>Collaborat</w:t>
-      </w:r>
-      <w:r>
-        <w:rPr>
-          <w:rFonts w:ascii="Times New Roman" w:eastAsia="Times New Roman" w:hAnsi="Times New Roman" w:cs="Times New Roman"/>
-        </w:rPr>
-        <w:t>e</w:t>
-      </w:r>
-      <w:r>
-        <w:rPr>
-          <w:rFonts w:ascii="Times New Roman" w:eastAsia="Times New Roman" w:hAnsi="Times New Roman" w:cs="Times New Roman"/>
-        </w:rPr>
-        <w:t>d</w:t>
-      </w:r>
-      <w:r>
-        <w:rPr>
-          <w:rFonts w:ascii="Times New Roman" w:eastAsia="Times New Roman" w:hAnsi="Times New Roman" w:cs="Times New Roman"/>
-        </w:rPr>
-        <w:t xml:space="preserve"> continuously with executive leadership, conducting weekly C</w:t>
-      </w:r>
-      <w:r>
-        <w:rPr>
-          <w:rFonts w:ascii="Times New Roman" w:eastAsia="Times New Roman" w:hAnsi="Times New Roman" w:cs="Times New Roman"/>
-        </w:rPr>
-        <w:t xml:space="preserve"> </w:t>
-      </w:r>
-      <w:r>
-        <w:rPr>
-          <w:rFonts w:ascii="Times New Roman" w:eastAsia="Times New Roman" w:hAnsi="Times New Roman" w:cs="Times New Roman"/>
-        </w:rPr>
-        <w:t>suite meetings and partnering daily with the VP of IT to architect software and database designs that strictly align technical solutions with business objectives.</w:t>
+        <w:t>Collaborated continuously with executive leadership, conducting weekly C-suite meetings and partnering daily with the VP of IT to architect software and database designs that strictly align technical solutions with business objectives.</w:t>
       </w:r>
     </w:p>
     <w:p>
@@ -673,19 +664,7 @@
         <w:rPr>
           <w:rFonts w:ascii="Times New Roman" w:eastAsia="Times New Roman" w:hAnsi="Times New Roman" w:cs="Times New Roman"/>
         </w:rPr>
-        <w:t>Serve</w:t>
-      </w:r>
-      <w:r>
-        <w:rPr>
-          <w:rFonts w:ascii="Times New Roman" w:eastAsia="Times New Roman" w:hAnsi="Times New Roman" w:cs="Times New Roman"/>
-        </w:rPr>
-        <w:t>d</w:t>
-      </w:r>
-      <w:r>
-        <w:rPr>
-          <w:rFonts w:ascii="Times New Roman" w:eastAsia="Times New Roman" w:hAnsi="Times New Roman" w:cs="Times New Roman"/>
-        </w:rPr>
-        <w:t xml:space="preserve"> as Interim Lead Developer and AI Lead, directly managing a team of four developers while simultaneously building and overseeing the organization's internal AI development team and initiatives.</w:t>
+        <w:t>Served as Interim Lead Developer and AI Lead, directly managing a team of four developers while simultaneously building and overseeing the organization's internal AI development team and initiatives.</w:t>
       </w:r>
     </w:p>
     <w:p>
@@ -706,61 +685,7 @@
         <w:rPr>
           <w:rFonts w:ascii="Times New Roman" w:eastAsia="Times New Roman" w:hAnsi="Times New Roman" w:cs="Times New Roman"/>
         </w:rPr>
-        <w:t>Engineered a centralized Identity &amp; Access Management (IAM) API, establishing a unified "Source of Truth" for</w:t>
-      </w:r>
-      <w:r>
-        <w:rPr>
-          <w:rFonts w:ascii="Times New Roman" w:eastAsia="Times New Roman" w:hAnsi="Times New Roman" w:cs="Times New Roman"/>
-        </w:rPr>
-        <w:t xml:space="preserve"> company</w:t>
-      </w:r>
-      <w:r>
-        <w:rPr>
-          <w:rFonts w:ascii="Times New Roman" w:eastAsia="Times New Roman" w:hAnsi="Times New Roman" w:cs="Times New Roman"/>
-        </w:rPr>
-        <w:t xml:space="preserve"> </w:t>
-      </w:r>
-      <w:r>
-        <w:rPr>
-          <w:rFonts w:ascii="Times New Roman" w:eastAsia="Times New Roman" w:hAnsi="Times New Roman" w:cs="Times New Roman"/>
-        </w:rPr>
-        <w:t>wide user governance. This system enable</w:t>
-      </w:r>
-      <w:r>
-        <w:rPr>
-          <w:rFonts w:ascii="Times New Roman" w:eastAsia="Times New Roman" w:hAnsi="Times New Roman" w:cs="Times New Roman"/>
-        </w:rPr>
-        <w:t>d</w:t>
-      </w:r>
-      <w:r>
-        <w:rPr>
-          <w:rFonts w:ascii="Times New Roman" w:eastAsia="Times New Roman" w:hAnsi="Times New Roman" w:cs="Times New Roman"/>
-        </w:rPr>
-        <w:t xml:space="preserve"> global administration of user lifecycles, dynamic application</w:t>
-      </w:r>
-      <w:r>
-        <w:rPr>
-          <w:rFonts w:ascii="Times New Roman" w:eastAsia="Times New Roman" w:hAnsi="Times New Roman" w:cs="Times New Roman"/>
-        </w:rPr>
-        <w:t xml:space="preserve"> </w:t>
-      </w:r>
-      <w:r>
-        <w:rPr>
-          <w:rFonts w:ascii="Times New Roman" w:eastAsia="Times New Roman" w:hAnsi="Times New Roman" w:cs="Times New Roman"/>
-        </w:rPr>
-        <w:t>specific Role</w:t>
-      </w:r>
-      <w:r>
-        <w:rPr>
-          <w:rFonts w:ascii="Times New Roman" w:eastAsia="Times New Roman" w:hAnsi="Times New Roman" w:cs="Times New Roman"/>
-        </w:rPr>
-        <w:t xml:space="preserve"> </w:t>
-      </w:r>
-      <w:r>
-        <w:rPr>
-          <w:rFonts w:ascii="Times New Roman" w:eastAsia="Times New Roman" w:hAnsi="Times New Roman" w:cs="Times New Roman"/>
-        </w:rPr>
-        <w:t>Based Access Control (RBAC), and consistent security standards across the ecosystem.</w:t>
+        <w:t>Engineered a centralized Identity &amp; Access Management (IAM) API, establishing a unified "Source of Truth" for company-wide user governance. This system enabled global administration of user lifecycles, dynamic application-specific Role-Based Access Control (RBAC), and consistent security standards across the ecosystem.</w:t>
       </w:r>
     </w:p>
     <w:p>
@@ -781,38 +706,7 @@
         <w:rPr>
           <w:rFonts w:ascii="Times New Roman" w:eastAsia="Times New Roman" w:hAnsi="Times New Roman" w:cs="Times New Roman"/>
         </w:rPr>
-        <w:t>Architected an enterprise</w:t>
-      </w:r>
-      <w:r>
-        <w:rPr>
-          <w:rFonts w:ascii="Times New Roman" w:eastAsia="Times New Roman" w:hAnsi="Times New Roman" w:cs="Times New Roman"/>
-        </w:rPr>
-        <w:t xml:space="preserve"> </w:t>
-      </w:r>
-      <w:r>
-        <w:rPr>
-          <w:rFonts w:ascii="Times New Roman" w:eastAsia="Times New Roman" w:hAnsi="Times New Roman" w:cs="Times New Roman"/>
-        </w:rPr>
-        <w:t xml:space="preserve">level DLL acting as </w:t>
-      </w:r>
-      <w:r>
-        <w:rPr>
-          <w:rFonts w:ascii="Times New Roman" w:eastAsia="Times New Roman" w:hAnsi="Times New Roman" w:cs="Times New Roman"/>
-        </w:rPr>
-        <w:t>the single source of truth</w:t>
-      </w:r>
-      <w:r>
-        <w:rPr>
-          <w:rFonts w:ascii="Times New Roman" w:eastAsia="Times New Roman" w:hAnsi="Times New Roman" w:cs="Times New Roman"/>
-          <w:color w:val="FF0000"/>
-        </w:rPr>
-        <w:t xml:space="preserve"> </w:t>
-      </w:r>
-      <w:r>
-        <w:rPr>
-          <w:rFonts w:ascii="Times New Roman" w:eastAsia="Times New Roman" w:hAnsi="Times New Roman" w:cs="Times New Roman"/>
-        </w:rPr>
-        <w:t>for corporate data models and core utilities, standardizing data structures across the application ecosystem and accelerating the deployment of new services.</w:t>
+        <w:t>Architected an enterprise-level DLL acting as the single source of truth for corporate data models and core utilities, standardizing data structures across the application ecosystem and accelerating the deployment of new services.</w:t>
       </w:r>
     </w:p>
     <w:p>
@@ -833,7 +727,7 @@
         <w:rPr>
           <w:rFonts w:ascii="Times New Roman" w:eastAsia="Times New Roman" w:hAnsi="Times New Roman" w:cs="Times New Roman"/>
         </w:rPr>
-        <w:t>Designed and built "Watchdog" (.NET Core, Angular), a highly dynamic ETL platform processing hundreds of terabytes of data daily across 700+ clinics and hospitals, utilizing comprehensive authentication protocols (OAuth, SFTP, Basic, AWS, Azure).</w:t>
+        <w:t>Designed and built "Watchdog" (C# .NET, Angular), a highly dynamic ETL platform processing hundreds of terabytes of data daily across 700+ clinics and hospitals, utilizing comprehensive authentication protocols (OAuth, SFTP, Basic, AWS, Azure).</w:t>
       </w:r>
     </w:p>
     <w:p>
@@ -854,49 +748,7 @@
         <w:rPr>
           <w:rFonts w:ascii="Times New Roman" w:eastAsia="Times New Roman" w:hAnsi="Times New Roman" w:cs="Times New Roman"/>
         </w:rPr>
-        <w:t>Develop</w:t>
-      </w:r>
-      <w:r>
-        <w:rPr>
-          <w:rFonts w:ascii="Times New Roman" w:eastAsia="Times New Roman" w:hAnsi="Times New Roman" w:cs="Times New Roman"/>
-        </w:rPr>
-        <w:t>ed</w:t>
-      </w:r>
-      <w:r>
-        <w:rPr>
-          <w:rFonts w:ascii="Times New Roman" w:eastAsia="Times New Roman" w:hAnsi="Times New Roman" w:cs="Times New Roman"/>
-        </w:rPr>
-        <w:t xml:space="preserve"> and maintain</w:t>
-      </w:r>
-      <w:r>
-        <w:rPr>
-          <w:rFonts w:ascii="Times New Roman" w:eastAsia="Times New Roman" w:hAnsi="Times New Roman" w:cs="Times New Roman"/>
-        </w:rPr>
-        <w:t>ed</w:t>
-      </w:r>
-      <w:r>
-        <w:rPr>
-          <w:rFonts w:ascii="Times New Roman" w:eastAsia="Times New Roman" w:hAnsi="Times New Roman" w:cs="Times New Roman"/>
-        </w:rPr>
-        <w:t xml:space="preserve"> </w:t>
-      </w:r>
-      <w:r>
-        <w:rPr>
-          <w:rFonts w:ascii="Times New Roman" w:eastAsia="Times New Roman" w:hAnsi="Times New Roman" w:cs="Times New Roman"/>
-        </w:rPr>
-        <w:t>complex ETL UI systems, allowing users to intuitively schedule data extracts/loads, customize column mappings, execute pre and post</w:t>
-      </w:r>
-      <w:r>
-        <w:rPr>
-          <w:rFonts w:ascii="Times New Roman" w:eastAsia="Times New Roman" w:hAnsi="Times New Roman" w:cs="Times New Roman"/>
-        </w:rPr>
-        <w:t xml:space="preserve"> </w:t>
-      </w:r>
-      <w:r>
-        <w:rPr>
-          <w:rFonts w:ascii="Times New Roman" w:eastAsia="Times New Roman" w:hAnsi="Times New Roman" w:cs="Times New Roman"/>
-        </w:rPr>
-        <w:t>load stored procedures, and manage massive data pipelines.</w:t>
+        <w:t>Created "Data Farm" (C# .NET, Angular), an automated financial application integrating diverse finance tools that drastically accelerated the company's end-of-month reconciliation process, reducing processing time from 3 weeks to just 2 hours.</w:t>
       </w:r>
     </w:p>
     <w:p>
@@ -917,43 +769,7 @@
         <w:rPr>
           <w:rFonts w:ascii="Times New Roman" w:eastAsia="Times New Roman" w:hAnsi="Times New Roman" w:cs="Times New Roman"/>
         </w:rPr>
-        <w:t xml:space="preserve">Created "Data Farm" (.NET Core, Angular), an automated financial application integrating diverse finance tools that drastically accelerated the </w:t>
-      </w:r>
-      <w:r>
-        <w:rPr>
-          <w:rFonts w:ascii="Times New Roman" w:eastAsia="Times New Roman" w:hAnsi="Times New Roman" w:cs="Times New Roman"/>
-        </w:rPr>
-        <w:t>company</w:t>
-      </w:r>
-      <w:r>
-        <w:rPr>
-          <w:rFonts w:ascii="Times New Roman" w:eastAsia="Times New Roman" w:hAnsi="Times New Roman" w:cs="Times New Roman"/>
-        </w:rPr>
-        <w:t xml:space="preserve"> end</w:t>
-      </w:r>
-      <w:r>
-        <w:rPr>
-          <w:rFonts w:ascii="Times New Roman" w:eastAsia="Times New Roman" w:hAnsi="Times New Roman" w:cs="Times New Roman"/>
-        </w:rPr>
-        <w:t xml:space="preserve"> </w:t>
-      </w:r>
-      <w:r>
-        <w:rPr>
-          <w:rFonts w:ascii="Times New Roman" w:eastAsia="Times New Roman" w:hAnsi="Times New Roman" w:cs="Times New Roman"/>
-        </w:rPr>
-        <w:t>of</w:t>
-      </w:r>
-      <w:r>
-        <w:rPr>
-          <w:rFonts w:ascii="Times New Roman" w:eastAsia="Times New Roman" w:hAnsi="Times New Roman" w:cs="Times New Roman"/>
-        </w:rPr>
-        <w:t xml:space="preserve"> </w:t>
-      </w:r>
-      <w:r>
-        <w:rPr>
-          <w:rFonts w:ascii="Times New Roman" w:eastAsia="Times New Roman" w:hAnsi="Times New Roman" w:cs="Times New Roman"/>
-        </w:rPr>
-        <w:t>month reconciliation process, reducing processing time from 3 weeks to just 2 hours.</w:t>
+        <w:t>Developed an AI-driven SKU classification system (Python, SQL Server) that intelligently categorizes master line items, eliminating manual categorization bottlenecks and streamlining global inventory management.</w:t>
       </w:r>
     </w:p>
     <w:p>
@@ -974,19 +790,7 @@
         <w:rPr>
           <w:rFonts w:ascii="Times New Roman" w:eastAsia="Times New Roman" w:hAnsi="Times New Roman" w:cs="Times New Roman"/>
         </w:rPr>
-        <w:t>Developed an AI</w:t>
-      </w:r>
-      <w:r>
-        <w:rPr>
-          <w:rFonts w:ascii="Times New Roman" w:eastAsia="Times New Roman" w:hAnsi="Times New Roman" w:cs="Times New Roman"/>
-        </w:rPr>
-        <w:t xml:space="preserve"> </w:t>
-      </w:r>
-      <w:r>
-        <w:rPr>
-          <w:rFonts w:ascii="Times New Roman" w:eastAsia="Times New Roman" w:hAnsi="Times New Roman" w:cs="Times New Roman"/>
-        </w:rPr>
-        <w:t>driven SKU classification system (Python, MSSQL) that intelligently categorizes master line items (service, inventory, etc.), eliminating manual categorization bottlenecks and streamlining global inventory management.</w:t>
+        <w:t>Built a scalable Angular application template utilized as the foundational framework for all future internal apps, ensuring UI consistency and enabling centralized, cascading updates across the software ecosystem.</w:t>
       </w:r>
     </w:p>
     <w:p>
@@ -1007,7 +811,7 @@
         <w:rPr>
           <w:rFonts w:ascii="Times New Roman" w:eastAsia="Times New Roman" w:hAnsi="Times New Roman" w:cs="Times New Roman"/>
         </w:rPr>
-        <w:t>Built a scalable Angular application template utilized as the foundational framework for all future internal apps, ensuring UI consistency and enabling centralized, cascading updates across the software ecosystem.</w:t>
+        <w:t>Developed and maintained complex ETL UI systems, allowing users to intuitively schedule data extracts/loads, customize column mappings, execute pre- and post-load stored procedures, and manage massive data pipelines.</w:t>
       </w:r>
     </w:p>
     <w:p>
@@ -1028,7 +832,7 @@
         <w:rPr>
           <w:rFonts w:ascii="Times New Roman" w:eastAsia="Times New Roman" w:hAnsi="Times New Roman" w:cs="Times New Roman"/>
         </w:rPr>
-        <w:t>Orchestrated a complex SQL Server upgrade (2013 to 2024), successfully migrating all enterprise applications, jobs, and queries within a single day while expertly coordinating downtime to ensure minimal operational disruption.</w:t>
+        <w:t>Act as the primary Database Administrator (DBA), overseeing the health, architecture, and resource distribution of all enterprise SQL Server instances. Drive database efficiency by optimizing slow queries, managing indexing strategies, and strictly enforcing user access and security protocols.</w:t>
       </w:r>
     </w:p>
     <w:p>
@@ -1049,7 +853,7 @@
         <w:rPr>
           <w:rFonts w:ascii="Times New Roman" w:eastAsia="Times New Roman" w:hAnsi="Times New Roman" w:cs="Times New Roman"/>
         </w:rPr>
-        <w:t>Co-manage the enterprise database and server infrastructure as one of two primary administrators, ensuring the stability, security, and high availability of production environments for 700+ clinic locations.</w:t>
+        <w:t>Serve as Lead Systems Engineer, proactively managing end-to-end server lifecycles. Ensure 99.9% uptime by executing routine anti-bloat cleanups, optimizing storage capacity, and deploying critical OS and security updates to safeguard infrastructure.</w:t>
       </w:r>
     </w:p>
     <w:p>
@@ -1071,31 +875,7 @@
           <w:rFonts w:ascii="Times New Roman" w:eastAsia="Times New Roman" w:hAnsi="Times New Roman" w:cs="Times New Roman"/>
         </w:rPr>
         <w:lastRenderedPageBreak/>
-        <w:t>Direct end</w:t>
-      </w:r>
-      <w:r>
-        <w:rPr>
-          <w:rFonts w:ascii="Times New Roman" w:eastAsia="Times New Roman" w:hAnsi="Times New Roman" w:cs="Times New Roman"/>
-        </w:rPr>
-        <w:t xml:space="preserve"> </w:t>
-      </w:r>
-      <w:r>
-        <w:rPr>
-          <w:rFonts w:ascii="Times New Roman" w:eastAsia="Times New Roman" w:hAnsi="Times New Roman" w:cs="Times New Roman"/>
-        </w:rPr>
-        <w:t>to</w:t>
-      </w:r>
-      <w:r>
-        <w:rPr>
-          <w:rFonts w:ascii="Times New Roman" w:eastAsia="Times New Roman" w:hAnsi="Times New Roman" w:cs="Times New Roman"/>
-        </w:rPr>
-        <w:t xml:space="preserve"> </w:t>
-      </w:r>
-      <w:r>
-        <w:rPr>
-          <w:rFonts w:ascii="Times New Roman" w:eastAsia="Times New Roman" w:hAnsi="Times New Roman" w:cs="Times New Roman"/>
-        </w:rPr>
-        <w:t>end server management and application deployment, overseeing the full lifecycle of web and database servers, including the configuration and renewal of SSL/TLS certificates to maintain rigorous security standards.</w:t>
+        <w:t>Direct network engineering for all internal applications and servers, configuring secure, high-speed connectivity and routing to support data transmission across 700+ distributed clinic locations.</w:t>
       </w:r>
     </w:p>
     <w:p>
@@ -1116,7 +896,7 @@
         <w:rPr>
           <w:rFonts w:ascii="Times New Roman" w:eastAsia="Times New Roman" w:hAnsi="Times New Roman" w:cs="Times New Roman"/>
         </w:rPr>
-        <w:t>Proactively monitor and optimize server health, resolving critical hardware bottlenecks such as disk space constraints and CPU/memory latency to ensure consistent, high-speed data processing across the organization.</w:t>
+        <w:t>Orchestrated a complex SQL Server upgrade (2013 to 2024), successfully migrating all enterprise applications, jobs, and queries within a single day while expertly coordinating downtime to ensure zero operational disruption.</w:t>
       </w:r>
     </w:p>
     <w:p>
@@ -1137,8 +917,65 @@
         <w:rPr>
           <w:rFonts w:ascii="Times New Roman" w:eastAsia="Times New Roman" w:hAnsi="Times New Roman" w:cs="Times New Roman"/>
         </w:rPr>
-        <w:t>Execute strategic performance tuning and resource allocation, identifying and mitigating system slowdowns to maintain peak operational efficiency for high-traffic enterprise applications.</w:t>
-      </w:r>
+        <w:t>Administer comprehensive server security and deployment pipelines, including the configuration, management, and continuous renewal of SSL/TLS certificates to maintain rigorous compliance standards.</w:t>
+      </w:r>
+    </w:p>
+    <w:p>
+      <w:pPr>
+        <w:pStyle w:val="ListParagraph"/>
+        <w:keepLines/>
+        <w:widowControl w:val="0"/>
+        <w:numPr>
+          <w:ilvl w:val="0"/>
+          <w:numId w:val="4"/>
+        </w:numPr>
+        <w:spacing w:line="240" w:lineRule="auto"/>
+        <w:rPr>
+          <w:rFonts w:ascii="Times New Roman" w:eastAsia="Times New Roman" w:hAnsi="Times New Roman" w:cs="Times New Roman"/>
+        </w:rPr>
+      </w:pPr>
+      <w:r>
+        <w:rPr>
+          <w:rFonts w:ascii="Times New Roman" w:eastAsia="Times New Roman" w:hAnsi="Times New Roman" w:cs="Times New Roman"/>
+        </w:rPr>
+        <w:t>Execute strategic performance tuning and resource allocation, resolving critical hardware bottlenecks (disk space constraints, CPU/memory latency) to maintain peak operational efficiency for high-traffic enterprise applications.</w:t>
+      </w:r>
+    </w:p>
+    <w:p>
+      <w:pPr>
+        <w:pStyle w:val="ListParagraph"/>
+        <w:keepLines/>
+        <w:widowControl w:val="0"/>
+        <w:numPr>
+          <w:ilvl w:val="0"/>
+          <w:numId w:val="4"/>
+        </w:numPr>
+        <w:spacing w:line="240" w:lineRule="auto"/>
+        <w:rPr>
+          <w:rFonts w:ascii="Times New Roman" w:eastAsia="Times New Roman" w:hAnsi="Times New Roman" w:cs="Times New Roman"/>
+        </w:rPr>
+      </w:pPr>
+      <w:r>
+        <w:rPr>
+          <w:rFonts w:ascii="Times New Roman" w:eastAsia="Times New Roman" w:hAnsi="Times New Roman" w:cs="Times New Roman"/>
+        </w:rPr>
+        <w:t>Architected a new SQL Server database and developed custom SSRS reports for the Data Farm and Watchdog platforms, delivering critical data visibility to support financial reconciliation and dynamic ETL processing across 700+ clinic locations.</w:t>
+      </w:r>
+    </w:p>
+    <w:p>
+      <w:pPr>
+        <w:pStyle w:val="ListParagraph"/>
+        <w:keepLines/>
+        <w:widowControl w:val="0"/>
+        <w:numPr>
+          <w:ilvl w:val="0"/>
+          <w:numId w:val="4"/>
+        </w:numPr>
+        <w:spacing w:line="240" w:lineRule="auto"/>
+        <w:rPr>
+          <w:rFonts w:ascii="Times New Roman" w:eastAsia="Times New Roman" w:hAnsi="Times New Roman" w:cs="Times New Roman"/>
+        </w:rPr>
+      </w:pPr>
     </w:p>
     <w:p>
       <w:pPr>
@@ -1160,16 +997,7 @@
           <w:sz w:val="24"/>
           <w:szCs w:val="24"/>
         </w:rPr>
-        <w:t>L</w:t>
-      </w:r>
-      <w:r>
-        <w:rPr>
-          <w:rFonts w:ascii="Times New Roman" w:eastAsia="Times New Roman" w:hAnsi="Times New Roman" w:cs="Times New Roman"/>
-          <w:b/>
-          <w:sz w:val="24"/>
-          <w:szCs w:val="24"/>
-        </w:rPr>
-        <w:t>ead Full Stack Developer</w:t>
+        <w:t>Lead Full Stack Developer</w:t>
       </w:r>
       <w:r>
         <w:rPr>
@@ -1231,23 +1059,7 @@
           <w:sz w:val="24"/>
           <w:szCs w:val="24"/>
         </w:rPr>
-        <w:t xml:space="preserve"> New Haven</w:t>
-      </w:r>
-      <w:r>
-        <w:rPr>
-          <w:rFonts w:ascii="Times New Roman" w:eastAsia="Times New Roman" w:hAnsi="Times New Roman" w:cs="Times New Roman"/>
-          <w:sz w:val="24"/>
-          <w:szCs w:val="24"/>
-        </w:rPr>
-        <w:t>, CT |</w:t>
-      </w:r>
-      <w:r>
-        <w:rPr>
-          <w:rFonts w:ascii="Times New Roman" w:eastAsia="Times New Roman" w:hAnsi="Times New Roman" w:cs="Times New Roman"/>
-          <w:sz w:val="24"/>
-          <w:szCs w:val="24"/>
-        </w:rPr>
-        <w:t xml:space="preserve">           </w:t>
+        <w:t xml:space="preserve"> New Haven, CT |           </w:t>
       </w:r>
       <w:r>
         <w:rPr>
@@ -1630,7 +1442,21 @@
         <w:rPr>
           <w:rFonts w:ascii="Times New Roman" w:eastAsia="Times New Roman" w:hAnsi="Times New Roman" w:cs="Times New Roman"/>
         </w:rPr>
-        <w:t>Implemented Linux cron jobs to automate daily functions, notifications, and background data retrieval, significantly reducing manual administrative workloads.</w:t>
+        <w:t xml:space="preserve">Implemented Linux </w:t>
+      </w:r>
+      <w:proofErr w:type="spellStart"/>
+      <w:r>
+        <w:rPr>
+          <w:rFonts w:ascii="Times New Roman" w:eastAsia="Times New Roman" w:hAnsi="Times New Roman" w:cs="Times New Roman"/>
+        </w:rPr>
+        <w:t>cron</w:t>
+      </w:r>
+      <w:proofErr w:type="spellEnd"/>
+      <w:r>
+        <w:rPr>
+          <w:rFonts w:ascii="Times New Roman" w:eastAsia="Times New Roman" w:hAnsi="Times New Roman" w:cs="Times New Roman"/>
+        </w:rPr>
+        <w:t xml:space="preserve"> jobs to automate daily functions, notifications, and background data retrieval, significantly reducing manual administrative workloads.</w:t>
       </w:r>
     </w:p>
     <w:p>

--- a/Resume.docx
+++ b/Resume.docx
@@ -1,6 +1,6 @@
 
 <file path=word/document.xml><?xml version="1.0" encoding="utf-8"?>
-<w:document xmlns:wpc="http://schemas.microsoft.com/office/word/2010/wordprocessingCanvas" xmlns:cx="http://schemas.microsoft.com/office/drawing/2014/chartex" xmlns:cx1="http://schemas.microsoft.com/office/drawing/2015/9/8/chartex" xmlns:cx2="http://schemas.microsoft.com/office/drawing/2015/10/21/chartex" xmlns:cx3="http://schemas.microsoft.com/office/drawing/2016/5/9/chartex" xmlns:cx4="http://schemas.microsoft.com/office/drawing/2016/5/10/chartex" xmlns:cx5="http://schemas.microsoft.com/office/drawing/2016/5/11/chartex" xmlns:cx6="http://schemas.microsoft.com/office/drawing/2016/5/12/chartex" xmlns:cx7="http://schemas.microsoft.com/office/drawing/2016/5/13/chartex" xmlns:cx8="http://schemas.microsoft.com/office/drawing/2016/5/14/chartex" xmlns:mc="http://schemas.openxmlformats.org/markup-compatibility/2006" xmlns:aink="http://schemas.microsoft.com/office/drawing/2016/ink" xmlns:am3d="http://schemas.microsoft.com/office/drawing/2017/model3d" xmlns:o="urn:schemas-microsoft-com:office:office" xmlns:r="http://schemas.openxmlformats.org/officeDocument/2006/relationships" xmlns:m="http://schemas.openxmlformats.org/officeDocument/2006/math" xmlns:v="urn:schemas-microsoft-com:vml" xmlns:wp14="http://schemas.microsoft.com/office/word/2010/wordprocessingDrawing" xmlns:wp="http://schemas.openxmlformats.org/drawingml/2006/wordprocessingDrawing" xmlns:w10="urn:schemas-microsoft-com:office:word" xmlns:w="http://schemas.openxmlformats.org/wordprocessingml/2006/main" xmlns:w14="http://schemas.microsoft.com/office/word/2010/wordml" xmlns:w15="http://schemas.microsoft.com/office/word/2012/wordml" xmlns:w16cex="http://schemas.microsoft.com/office/word/2018/wordml/cex" xmlns:w16cid="http://schemas.microsoft.com/office/word/2016/wordml/cid" xmlns:w16="http://schemas.microsoft.com/office/word/2018/wordml" xmlns:w16sdtdh="http://schemas.microsoft.com/office/word/2020/wordml/sdtdatahash" xmlns:w16se="http://schemas.microsoft.com/office/word/2015/wordml/symex" xmlns:wpg="http://schemas.microsoft.com/office/word/2010/wordprocessingGroup" xmlns:wpi="http://schemas.microsoft.com/office/word/2010/wordprocessingInk" xmlns:wne="http://schemas.microsoft.com/office/word/2006/wordml" xmlns:wps="http://schemas.microsoft.com/office/word/2010/wordprocessingShape" mc:Ignorable="w14 w15 w16se w16cid w16 w16cex w16sdtdh wp14">
+<w:document xmlns:wpc="http://schemas.microsoft.com/office/word/2010/wordprocessingCanvas" xmlns:cx="http://schemas.microsoft.com/office/drawing/2014/chartex" xmlns:cx1="http://schemas.microsoft.com/office/drawing/2015/9/8/chartex" xmlns:cx2="http://schemas.microsoft.com/office/drawing/2015/10/21/chartex" xmlns:cx3="http://schemas.microsoft.com/office/drawing/2016/5/9/chartex" xmlns:cx4="http://schemas.microsoft.com/office/drawing/2016/5/10/chartex" xmlns:cx5="http://schemas.microsoft.com/office/drawing/2016/5/11/chartex" xmlns:cx6="http://schemas.microsoft.com/office/drawing/2016/5/12/chartex" xmlns:cx7="http://schemas.microsoft.com/office/drawing/2016/5/13/chartex" xmlns:cx8="http://schemas.microsoft.com/office/drawing/2016/5/14/chartex" xmlns:mc="http://schemas.openxmlformats.org/markup-compatibility/2006" xmlns:aink="http://schemas.microsoft.com/office/drawing/2016/ink" xmlns:am3d="http://schemas.microsoft.com/office/drawing/2017/model3d" xmlns:o="urn:schemas-microsoft-com:office:office" xmlns:oel="http://schemas.microsoft.com/office/2019/extlst" xmlns:r="http://schemas.openxmlformats.org/officeDocument/2006/relationships" xmlns:m="http://schemas.openxmlformats.org/officeDocument/2006/math" xmlns:v="urn:schemas-microsoft-com:vml" xmlns:wp14="http://schemas.microsoft.com/office/word/2010/wordprocessingDrawing" xmlns:wp="http://schemas.openxmlformats.org/drawingml/2006/wordprocessingDrawing" xmlns:w10="urn:schemas-microsoft-com:office:word" xmlns:w="http://schemas.openxmlformats.org/wordprocessingml/2006/main" xmlns:w14="http://schemas.microsoft.com/office/word/2010/wordml" xmlns:w15="http://schemas.microsoft.com/office/word/2012/wordml" xmlns:w16cex="http://schemas.microsoft.com/office/word/2018/wordml/cex" xmlns:w16cid="http://schemas.microsoft.com/office/word/2016/wordml/cid" xmlns:w16="http://schemas.microsoft.com/office/word/2018/wordml" xmlns:w16du="http://schemas.microsoft.com/office/word/2023/wordml/word16du" xmlns:w16sdtdh="http://schemas.microsoft.com/office/word/2020/wordml/sdtdatahash" xmlns:w16sdtfl="http://schemas.microsoft.com/office/word/2024/wordml/sdtformatlock" xmlns:w16se="http://schemas.microsoft.com/office/word/2015/wordml/symex" xmlns:wpg="http://schemas.microsoft.com/office/word/2010/wordprocessingGroup" xmlns:wpi="http://schemas.microsoft.com/office/word/2010/wordprocessingInk" xmlns:wne="http://schemas.microsoft.com/office/word/2006/wordml" xmlns:wps="http://schemas.microsoft.com/office/word/2010/wordprocessingShape" mc:Ignorable="w14 w15 w16se w16cid w16 w16cex w16sdtdh w16sdtfl w16du wp14">
   <w:body>
     <w:p>
       <w:pPr>
@@ -1649,40 +1649,6 @@
         </w:rPr>
         <w:br/>
         <w:t>Bachelor of Science, Computer Science | Minor in Mathematics</w:t>
-      </w:r>
-    </w:p>
-    <w:p>
-      <w:pPr>
-        <w:keepLines/>
-        <w:widowControl w:val="0"/>
-        <w:spacing w:line="240" w:lineRule="auto"/>
-        <w:rPr>
-          <w:rFonts w:ascii="Times New Roman" w:eastAsia="Times New Roman" w:hAnsi="Times New Roman" w:cs="Times New Roman"/>
-        </w:rPr>
-      </w:pPr>
-      <w:r>
-        <w:rPr>
-          <w:rFonts w:ascii="Times New Roman" w:eastAsia="Times New Roman" w:hAnsi="Times New Roman" w:cs="Times New Roman"/>
-          <w:b/>
-          <w:sz w:val="24"/>
-          <w:szCs w:val="24"/>
-        </w:rPr>
-        <w:t xml:space="preserve">University of Connecticut </w:t>
-      </w:r>
-      <w:r>
-        <w:rPr>
-          <w:rFonts w:ascii="Times New Roman" w:eastAsia="Times New Roman" w:hAnsi="Times New Roman" w:cs="Times New Roman"/>
-          <w:sz w:val="24"/>
-          <w:szCs w:val="24"/>
-        </w:rPr>
-        <w:t>| Stamford, CT</w:t>
-      </w:r>
-      <w:r>
-        <w:rPr>
-          <w:rFonts w:ascii="Times New Roman" w:eastAsia="Times New Roman" w:hAnsi="Times New Roman" w:cs="Times New Roman"/>
-        </w:rPr>
-        <w:br/>
-        <w:t>Associate of Engineering, Mechanical Engineering</w:t>
       </w:r>
     </w:p>
     <w:sectPr>
@@ -1696,7 +1662,7 @@
 </file>
 
 <file path=word/endnotes.xml><?xml version="1.0" encoding="utf-8"?>
-<w:endnotes xmlns:wpc="http://schemas.microsoft.com/office/word/2010/wordprocessingCanvas" xmlns:cx="http://schemas.microsoft.com/office/drawing/2014/chartex" xmlns:cx1="http://schemas.microsoft.com/office/drawing/2015/9/8/chartex" xmlns:cx2="http://schemas.microsoft.com/office/drawing/2015/10/21/chartex" xmlns:cx3="http://schemas.microsoft.com/office/drawing/2016/5/9/chartex" xmlns:cx4="http://schemas.microsoft.com/office/drawing/2016/5/10/chartex" xmlns:cx5="http://schemas.microsoft.com/office/drawing/2016/5/11/chartex" xmlns:cx6="http://schemas.microsoft.com/office/drawing/2016/5/12/chartex" xmlns:cx7="http://schemas.microsoft.com/office/drawing/2016/5/13/chartex" xmlns:cx8="http://schemas.microsoft.com/office/drawing/2016/5/14/chartex" xmlns:mc="http://schemas.openxmlformats.org/markup-compatibility/2006" xmlns:aink="http://schemas.microsoft.com/office/drawing/2016/ink" xmlns:am3d="http://schemas.microsoft.com/office/drawing/2017/model3d" xmlns:o="urn:schemas-microsoft-com:office:office" xmlns:r="http://schemas.openxmlformats.org/officeDocument/2006/relationships" xmlns:m="http://schemas.openxmlformats.org/officeDocument/2006/math" xmlns:v="urn:schemas-microsoft-com:vml" xmlns:wp14="http://schemas.microsoft.com/office/word/2010/wordprocessingDrawing" xmlns:wp="http://schemas.openxmlformats.org/drawingml/2006/wordprocessingDrawing" xmlns:w10="urn:schemas-microsoft-com:office:word" xmlns:w="http://schemas.openxmlformats.org/wordprocessingml/2006/main" xmlns:w14="http://schemas.microsoft.com/office/word/2010/wordml" xmlns:w15="http://schemas.microsoft.com/office/word/2012/wordml" xmlns:w16cex="http://schemas.microsoft.com/office/word/2018/wordml/cex" xmlns:w16cid="http://schemas.microsoft.com/office/word/2016/wordml/cid" xmlns:w16="http://schemas.microsoft.com/office/word/2018/wordml" xmlns:w16sdtdh="http://schemas.microsoft.com/office/word/2020/wordml/sdtdatahash" xmlns:w16se="http://schemas.microsoft.com/office/word/2015/wordml/symex" xmlns:wpg="http://schemas.microsoft.com/office/word/2010/wordprocessingGroup" xmlns:wpi="http://schemas.microsoft.com/office/word/2010/wordprocessingInk" xmlns:wne="http://schemas.microsoft.com/office/word/2006/wordml" xmlns:wps="http://schemas.microsoft.com/office/word/2010/wordprocessingShape" mc:Ignorable="w14 w15 w16se w16cid w16 w16cex w16sdtdh wp14">
+<w:endnotes xmlns:wpc="http://schemas.microsoft.com/office/word/2010/wordprocessingCanvas" xmlns:cx="http://schemas.microsoft.com/office/drawing/2014/chartex" xmlns:cx1="http://schemas.microsoft.com/office/drawing/2015/9/8/chartex" xmlns:cx2="http://schemas.microsoft.com/office/drawing/2015/10/21/chartex" xmlns:cx3="http://schemas.microsoft.com/office/drawing/2016/5/9/chartex" xmlns:cx4="http://schemas.microsoft.com/office/drawing/2016/5/10/chartex" xmlns:cx5="http://schemas.microsoft.com/office/drawing/2016/5/11/chartex" xmlns:cx6="http://schemas.microsoft.com/office/drawing/2016/5/12/chartex" xmlns:cx7="http://schemas.microsoft.com/office/drawing/2016/5/13/chartex" xmlns:cx8="http://schemas.microsoft.com/office/drawing/2016/5/14/chartex" xmlns:mc="http://schemas.openxmlformats.org/markup-compatibility/2006" xmlns:aink="http://schemas.microsoft.com/office/drawing/2016/ink" xmlns:am3d="http://schemas.microsoft.com/office/drawing/2017/model3d" xmlns:o="urn:schemas-microsoft-com:office:office" xmlns:oel="http://schemas.microsoft.com/office/2019/extlst" xmlns:r="http://schemas.openxmlformats.org/officeDocument/2006/relationships" xmlns:m="http://schemas.openxmlformats.org/officeDocument/2006/math" xmlns:v="urn:schemas-microsoft-com:vml" xmlns:wp14="http://schemas.microsoft.com/office/word/2010/wordprocessingDrawing" xmlns:wp="http://schemas.openxmlformats.org/drawingml/2006/wordprocessingDrawing" xmlns:w10="urn:schemas-microsoft-com:office:word" xmlns:w="http://schemas.openxmlformats.org/wordprocessingml/2006/main" xmlns:w14="http://schemas.microsoft.com/office/word/2010/wordml" xmlns:w15="http://schemas.microsoft.com/office/word/2012/wordml" xmlns:w16cex="http://schemas.microsoft.com/office/word/2018/wordml/cex" xmlns:w16cid="http://schemas.microsoft.com/office/word/2016/wordml/cid" xmlns:w16="http://schemas.microsoft.com/office/word/2018/wordml" xmlns:w16du="http://schemas.microsoft.com/office/word/2023/wordml/word16du" xmlns:w16sdtdh="http://schemas.microsoft.com/office/word/2020/wordml/sdtdatahash" xmlns:w16sdtfl="http://schemas.microsoft.com/office/word/2024/wordml/sdtformatlock" xmlns:w16se="http://schemas.microsoft.com/office/word/2015/wordml/symex" xmlns:wpg="http://schemas.microsoft.com/office/word/2010/wordprocessingGroup" xmlns:wpi="http://schemas.microsoft.com/office/word/2010/wordprocessingInk" xmlns:wne="http://schemas.microsoft.com/office/word/2006/wordml" xmlns:wps="http://schemas.microsoft.com/office/word/2010/wordprocessingShape" mc:Ignorable="w14 w15 w16se w16cid w16 w16cex w16sdtdh w16sdtfl w16du wp14">
   <w:endnote w:type="separator" w:id="-1">
     <w:p>
       <w:pPr>
@@ -1721,7 +1687,7 @@
 </file>
 
 <file path=word/footnotes.xml><?xml version="1.0" encoding="utf-8"?>
-<w:footnotes xmlns:wpc="http://schemas.microsoft.com/office/word/2010/wordprocessingCanvas" xmlns:cx="http://schemas.microsoft.com/office/drawing/2014/chartex" xmlns:cx1="http://schemas.microsoft.com/office/drawing/2015/9/8/chartex" xmlns:cx2="http://schemas.microsoft.com/office/drawing/2015/10/21/chartex" xmlns:cx3="http://schemas.microsoft.com/office/drawing/2016/5/9/chartex" xmlns:cx4="http://schemas.microsoft.com/office/drawing/2016/5/10/chartex" xmlns:cx5="http://schemas.microsoft.com/office/drawing/2016/5/11/chartex" xmlns:cx6="http://schemas.microsoft.com/office/drawing/2016/5/12/chartex" xmlns:cx7="http://schemas.microsoft.com/office/drawing/2016/5/13/chartex" xmlns:cx8="http://schemas.microsoft.com/office/drawing/2016/5/14/chartex" xmlns:mc="http://schemas.openxmlformats.org/markup-compatibility/2006" xmlns:aink="http://schemas.microsoft.com/office/drawing/2016/ink" xmlns:am3d="http://schemas.microsoft.com/office/drawing/2017/model3d" xmlns:o="urn:schemas-microsoft-com:office:office" xmlns:r="http://schemas.openxmlformats.org/officeDocument/2006/relationships" xmlns:m="http://schemas.openxmlformats.org/officeDocument/2006/math" xmlns:v="urn:schemas-microsoft-com:vml" xmlns:wp14="http://schemas.microsoft.com/office/word/2010/wordprocessingDrawing" xmlns:wp="http://schemas.openxmlformats.org/drawingml/2006/wordprocessingDrawing" xmlns:w10="urn:schemas-microsoft-com:office:word" xmlns:w="http://schemas.openxmlformats.org/wordprocessingml/2006/main" xmlns:w14="http://schemas.microsoft.com/office/word/2010/wordml" xmlns:w15="http://schemas.microsoft.com/office/word/2012/wordml" xmlns:w16cex="http://schemas.microsoft.com/office/word/2018/wordml/cex" xmlns:w16cid="http://schemas.microsoft.com/office/word/2016/wordml/cid" xmlns:w16="http://schemas.microsoft.com/office/word/2018/wordml" xmlns:w16sdtdh="http://schemas.microsoft.com/office/word/2020/wordml/sdtdatahash" xmlns:w16se="http://schemas.microsoft.com/office/word/2015/wordml/symex" xmlns:wpg="http://schemas.microsoft.com/office/word/2010/wordprocessingGroup" xmlns:wpi="http://schemas.microsoft.com/office/word/2010/wordprocessingInk" xmlns:wne="http://schemas.microsoft.com/office/word/2006/wordml" xmlns:wps="http://schemas.microsoft.com/office/word/2010/wordprocessingShape" mc:Ignorable="w14 w15 w16se w16cid w16 w16cex w16sdtdh wp14">
+<w:footnotes xmlns:wpc="http://schemas.microsoft.com/office/word/2010/wordprocessingCanvas" xmlns:cx="http://schemas.microsoft.com/office/drawing/2014/chartex" xmlns:cx1="http://schemas.microsoft.com/office/drawing/2015/9/8/chartex" xmlns:cx2="http://schemas.microsoft.com/office/drawing/2015/10/21/chartex" xmlns:cx3="http://schemas.microsoft.com/office/drawing/2016/5/9/chartex" xmlns:cx4="http://schemas.microsoft.com/office/drawing/2016/5/10/chartex" xmlns:cx5="http://schemas.microsoft.com/office/drawing/2016/5/11/chartex" xmlns:cx6="http://schemas.microsoft.com/office/drawing/2016/5/12/chartex" xmlns:cx7="http://schemas.microsoft.com/office/drawing/2016/5/13/chartex" xmlns:cx8="http://schemas.microsoft.com/office/drawing/2016/5/14/chartex" xmlns:mc="http://schemas.openxmlformats.org/markup-compatibility/2006" xmlns:aink="http://schemas.microsoft.com/office/drawing/2016/ink" xmlns:am3d="http://schemas.microsoft.com/office/drawing/2017/model3d" xmlns:o="urn:schemas-microsoft-com:office:office" xmlns:oel="http://schemas.microsoft.com/office/2019/extlst" xmlns:r="http://schemas.openxmlformats.org/officeDocument/2006/relationships" xmlns:m="http://schemas.openxmlformats.org/officeDocument/2006/math" xmlns:v="urn:schemas-microsoft-com:vml" xmlns:wp14="http://schemas.microsoft.com/office/word/2010/wordprocessingDrawing" xmlns:wp="http://schemas.openxmlformats.org/drawingml/2006/wordprocessingDrawing" xmlns:w10="urn:schemas-microsoft-com:office:word" xmlns:w="http://schemas.openxmlformats.org/wordprocessingml/2006/main" xmlns:w14="http://schemas.microsoft.com/office/word/2010/wordml" xmlns:w15="http://schemas.microsoft.com/office/word/2012/wordml" xmlns:w16cex="http://schemas.microsoft.com/office/word/2018/wordml/cex" xmlns:w16cid="http://schemas.microsoft.com/office/word/2016/wordml/cid" xmlns:w16="http://schemas.microsoft.com/office/word/2018/wordml" xmlns:w16du="http://schemas.microsoft.com/office/word/2023/wordml/word16du" xmlns:w16sdtdh="http://schemas.microsoft.com/office/word/2020/wordml/sdtdatahash" xmlns:w16sdtfl="http://schemas.microsoft.com/office/word/2024/wordml/sdtformatlock" xmlns:w16se="http://schemas.microsoft.com/office/word/2015/wordml/symex" xmlns:wpg="http://schemas.microsoft.com/office/word/2010/wordprocessingGroup" xmlns:wpi="http://schemas.microsoft.com/office/word/2010/wordprocessingInk" xmlns:wne="http://schemas.microsoft.com/office/word/2006/wordml" xmlns:wps="http://schemas.microsoft.com/office/word/2010/wordprocessingShape" mc:Ignorable="w14 w15 w16se w16cid w16 w16cex w16sdtdh w16sdtfl w16du wp14">
   <w:footnote w:type="separator" w:id="-1">
     <w:p>
       <w:pPr>
@@ -1746,7 +1712,7 @@
 </file>
 
 <file path=word/numbering.xml><?xml version="1.0" encoding="utf-8"?>
-<w:numbering xmlns:wpc="http://schemas.microsoft.com/office/word/2010/wordprocessingCanvas" xmlns:cx="http://schemas.microsoft.com/office/drawing/2014/chartex" xmlns:cx1="http://schemas.microsoft.com/office/drawing/2015/9/8/chartex" xmlns:cx2="http://schemas.microsoft.com/office/drawing/2015/10/21/chartex" xmlns:cx3="http://schemas.microsoft.com/office/drawing/2016/5/9/chartex" xmlns:cx4="http://schemas.microsoft.com/office/drawing/2016/5/10/chartex" xmlns:cx5="http://schemas.microsoft.com/office/drawing/2016/5/11/chartex" xmlns:cx6="http://schemas.microsoft.com/office/drawing/2016/5/12/chartex" xmlns:cx7="http://schemas.microsoft.com/office/drawing/2016/5/13/chartex" xmlns:cx8="http://schemas.microsoft.com/office/drawing/2016/5/14/chartex" xmlns:mc="http://schemas.openxmlformats.org/markup-compatibility/2006" xmlns:aink="http://schemas.microsoft.com/office/drawing/2016/ink" xmlns:am3d="http://schemas.microsoft.com/office/drawing/2017/model3d" xmlns:o="urn:schemas-microsoft-com:office:office" xmlns:r="http://schemas.openxmlformats.org/officeDocument/2006/relationships" xmlns:m="http://schemas.openxmlformats.org/officeDocument/2006/math" xmlns:v="urn:schemas-microsoft-com:vml" xmlns:wp14="http://schemas.microsoft.com/office/word/2010/wordprocessingDrawing" xmlns:wp="http://schemas.openxmlformats.org/drawingml/2006/wordprocessingDrawing" xmlns:w10="urn:schemas-microsoft-com:office:word" xmlns:w="http://schemas.openxmlformats.org/wordprocessingml/2006/main" xmlns:w14="http://schemas.microsoft.com/office/word/2010/wordml" xmlns:w15="http://schemas.microsoft.com/office/word/2012/wordml" xmlns:w16cex="http://schemas.microsoft.com/office/word/2018/wordml/cex" xmlns:w16cid="http://schemas.microsoft.com/office/word/2016/wordml/cid" xmlns:w16="http://schemas.microsoft.com/office/word/2018/wordml" xmlns:w16sdtdh="http://schemas.microsoft.com/office/word/2020/wordml/sdtdatahash" xmlns:w16se="http://schemas.microsoft.com/office/word/2015/wordml/symex" xmlns:wpg="http://schemas.microsoft.com/office/word/2010/wordprocessingGroup" xmlns:wpi="http://schemas.microsoft.com/office/word/2010/wordprocessingInk" xmlns:wne="http://schemas.microsoft.com/office/word/2006/wordml" xmlns:wps="http://schemas.microsoft.com/office/word/2010/wordprocessingShape" mc:Ignorable="w14 w15 w16se w16cid w16 w16cex w16sdtdh wp14">
+<w:numbering xmlns:wpc="http://schemas.microsoft.com/office/word/2010/wordprocessingCanvas" xmlns:cx="http://schemas.microsoft.com/office/drawing/2014/chartex" xmlns:cx1="http://schemas.microsoft.com/office/drawing/2015/9/8/chartex" xmlns:cx2="http://schemas.microsoft.com/office/drawing/2015/10/21/chartex" xmlns:cx3="http://schemas.microsoft.com/office/drawing/2016/5/9/chartex" xmlns:cx4="http://schemas.microsoft.com/office/drawing/2016/5/10/chartex" xmlns:cx5="http://schemas.microsoft.com/office/drawing/2016/5/11/chartex" xmlns:cx6="http://schemas.microsoft.com/office/drawing/2016/5/12/chartex" xmlns:cx7="http://schemas.microsoft.com/office/drawing/2016/5/13/chartex" xmlns:cx8="http://schemas.microsoft.com/office/drawing/2016/5/14/chartex" xmlns:mc="http://schemas.openxmlformats.org/markup-compatibility/2006" xmlns:aink="http://schemas.microsoft.com/office/drawing/2016/ink" xmlns:am3d="http://schemas.microsoft.com/office/drawing/2017/model3d" xmlns:o="urn:schemas-microsoft-com:office:office" xmlns:oel="http://schemas.microsoft.com/office/2019/extlst" xmlns:r="http://schemas.openxmlformats.org/officeDocument/2006/relationships" xmlns:m="http://schemas.openxmlformats.org/officeDocument/2006/math" xmlns:v="urn:schemas-microsoft-com:vml" xmlns:wp14="http://schemas.microsoft.com/office/word/2010/wordprocessingDrawing" xmlns:wp="http://schemas.openxmlformats.org/drawingml/2006/wordprocessingDrawing" xmlns:w10="urn:schemas-microsoft-com:office:word" xmlns:w="http://schemas.openxmlformats.org/wordprocessingml/2006/main" xmlns:w14="http://schemas.microsoft.com/office/word/2010/wordml" xmlns:w15="http://schemas.microsoft.com/office/word/2012/wordml" xmlns:w16cex="http://schemas.microsoft.com/office/word/2018/wordml/cex" xmlns:w16cid="http://schemas.microsoft.com/office/word/2016/wordml/cid" xmlns:w16="http://schemas.microsoft.com/office/word/2018/wordml" xmlns:w16du="http://schemas.microsoft.com/office/word/2023/wordml/word16du" xmlns:w16sdtdh="http://schemas.microsoft.com/office/word/2020/wordml/sdtdatahash" xmlns:w16sdtfl="http://schemas.microsoft.com/office/word/2024/wordml/sdtformatlock" xmlns:w16se="http://schemas.microsoft.com/office/word/2015/wordml/symex" xmlns:wpg="http://schemas.microsoft.com/office/word/2010/wordprocessingGroup" xmlns:wpi="http://schemas.microsoft.com/office/word/2010/wordprocessingInk" xmlns:wne="http://schemas.microsoft.com/office/word/2006/wordml" xmlns:wps="http://schemas.microsoft.com/office/word/2010/wordprocessingShape" mc:Ignorable="w14 w15 w16se w16cid w16 w16cex w16sdtdh w16sdtfl w16du wp14">
   <w:abstractNum w:abstractNumId="0" w15:restartNumberingAfterBreak="0">
     <w:nsid w:val="09397C51"/>
     <w:multiLevelType w:val="multilevel"/>
@@ -2199,23 +2165,23 @@
       </w:rPr>
     </w:lvl>
   </w:abstractNum>
-  <w:num w:numId="1">
+  <w:num w:numId="1" w16cid:durableId="1665161184">
     <w:abstractNumId w:val="2"/>
   </w:num>
-  <w:num w:numId="2">
+  <w:num w:numId="2" w16cid:durableId="585922791">
     <w:abstractNumId w:val="1"/>
   </w:num>
-  <w:num w:numId="3">
+  <w:num w:numId="3" w16cid:durableId="1723944471">
     <w:abstractNumId w:val="0"/>
   </w:num>
-  <w:num w:numId="4">
+  <w:num w:numId="4" w16cid:durableId="856192714">
     <w:abstractNumId w:val="3"/>
   </w:num>
 </w:numbering>
 </file>
 
 <file path=word/styles.xml><?xml version="1.0" encoding="utf-8"?>
-<w:styles xmlns:mc="http://schemas.openxmlformats.org/markup-compatibility/2006" xmlns:r="http://schemas.openxmlformats.org/officeDocument/2006/relationships" xmlns:w="http://schemas.openxmlformats.org/wordprocessingml/2006/main" xmlns:w14="http://schemas.microsoft.com/office/word/2010/wordml" xmlns:w15="http://schemas.microsoft.com/office/word/2012/wordml" xmlns:w16cex="http://schemas.microsoft.com/office/word/2018/wordml/cex" xmlns:w16cid="http://schemas.microsoft.com/office/word/2016/wordml/cid" xmlns:w16="http://schemas.microsoft.com/office/word/2018/wordml" xmlns:w16sdtdh="http://schemas.microsoft.com/office/word/2020/wordml/sdtdatahash" xmlns:w16se="http://schemas.microsoft.com/office/word/2015/wordml/symex" mc:Ignorable="w14 w15 w16se w16cid w16 w16cex w16sdtdh">
+<w:styles xmlns:mc="http://schemas.openxmlformats.org/markup-compatibility/2006" xmlns:r="http://schemas.openxmlformats.org/officeDocument/2006/relationships" xmlns:w="http://schemas.openxmlformats.org/wordprocessingml/2006/main" xmlns:w14="http://schemas.microsoft.com/office/word/2010/wordml" xmlns:w15="http://schemas.microsoft.com/office/word/2012/wordml" xmlns:w16cex="http://schemas.microsoft.com/office/word/2018/wordml/cex" xmlns:w16cid="http://schemas.microsoft.com/office/word/2016/wordml/cid" xmlns:w16="http://schemas.microsoft.com/office/word/2018/wordml" xmlns:w16du="http://schemas.microsoft.com/office/word/2023/wordml/word16du" xmlns:w16sdtdh="http://schemas.microsoft.com/office/word/2020/wordml/sdtdatahash" xmlns:w16sdtfl="http://schemas.microsoft.com/office/word/2024/wordml/sdtformatlock" xmlns:w16se="http://schemas.microsoft.com/office/word/2015/wordml/symex" mc:Ignorable="w14 w15 w16se w16cid w16 w16cex w16sdtdh w16sdtfl w16du">
   <w:docDefaults>
     <w:rPrDefault>
       <w:rPr>
